--- a/СМіП/ЛР 6 СМП.docx
+++ b/СМіП/ЛР 6 СМП.docx
@@ -27,7 +27,7 @@
           <w:i w:val="0"/>
           <w:sz w:val="28"/>
         </w:rPr>
-        <w:t>Тема: Аналіз рядів динаміки обсягу виробництва.</w:t>
+        <w:t>Тема: Аналітичне вирівнювання та прогнозування рівня ряду.</w:t>
       </w:r>
     </w:p>
     <w:p>
@@ -41,7 +41,7 @@
           <w:i w:val="0"/>
           <w:sz w:val="28"/>
         </w:rPr>
-        <w:t>Мета: Навчитися обчислювати показники рядів динаміки, проводити зглажування та аналітичне вирівнювання часового ряду.</w:t>
+        <w:t>Мета: Навчитися обчислювати значення параметрів динамічного ряду.</w:t>
       </w:r>
     </w:p>
     <w:p>
@@ -94,7 +94,7 @@
           <w:i w:val="0"/>
           <w:sz w:val="28"/>
         </w:rPr>
-        <w:t>Дано ряд динаміки обсягу виробництва (реалізації продукції) за 7 місяців:</w:t>
+        <w:t>Дано динамічний ряд видобутку сланців за 7 місяців (варіант 16):</w:t>
       </w:r>
     </w:p>
     <w:p>
@@ -113,7 +113,7 @@
           <w:i/>
           <w:sz w:val="28"/>
         </w:rPr>
-        <w:t>Таблиця 6.1 – Вихідні дані (обсяг продукції, млн грн)</w:t>
+        <w:t>Таблиця 6.1 – Вихідні дані</w:t>
       </w:r>
     </w:p>
     <w:tbl>
@@ -141,7 +141,7 @@
                 <w:rFonts w:ascii="Times New Roman" w:hAnsi="Times New Roman" w:cs="Times New Roman"/>
                 <w:b/>
                 <w:i w:val="0"/>
-                <w:sz w:val="24"/>
+                <w:sz w:val="22"/>
               </w:rPr>
               <w:t>Місяць</w:t>
             </w:r>
@@ -149,7 +149,7 @@
         </w:tc>
         <w:tc>
           <w:tcPr>
-            <w:tcW w:type="dxa" w:w="3402"/>
+            <w:tcW w:type="dxa" w:w="3969"/>
           </w:tcPr>
           <w:p>
             <w:pPr>
@@ -160,9 +160,9 @@
                 <w:rFonts w:ascii="Times New Roman" w:hAnsi="Times New Roman" w:cs="Times New Roman"/>
                 <w:b/>
                 <w:i w:val="0"/>
-                <w:sz w:val="24"/>
+                <w:sz w:val="22"/>
               </w:rPr>
-              <w:t>Обсяг (yi), млн грн</w:t>
+              <w:t>Видобуток сланців, тис. тон</w:t>
             </w:r>
           </w:p>
         </w:tc>
@@ -189,7 +189,7 @@
         </w:tc>
         <w:tc>
           <w:tcPr>
-            <w:tcW w:type="dxa" w:w="3402"/>
+            <w:tcW w:type="dxa" w:w="3969"/>
           </w:tcPr>
           <w:p>
             <w:pPr>
@@ -229,7 +229,7 @@
         </w:tc>
         <w:tc>
           <w:tcPr>
-            <w:tcW w:type="dxa" w:w="3402"/>
+            <w:tcW w:type="dxa" w:w="3969"/>
           </w:tcPr>
           <w:p>
             <w:pPr>
@@ -269,7 +269,7 @@
         </w:tc>
         <w:tc>
           <w:tcPr>
-            <w:tcW w:type="dxa" w:w="3402"/>
+            <w:tcW w:type="dxa" w:w="3969"/>
           </w:tcPr>
           <w:p>
             <w:pPr>
@@ -309,7 +309,7 @@
         </w:tc>
         <w:tc>
           <w:tcPr>
-            <w:tcW w:type="dxa" w:w="3402"/>
+            <w:tcW w:type="dxa" w:w="3969"/>
           </w:tcPr>
           <w:p>
             <w:pPr>
@@ -349,7 +349,7 @@
         </w:tc>
         <w:tc>
           <w:tcPr>
-            <w:tcW w:type="dxa" w:w="3402"/>
+            <w:tcW w:type="dxa" w:w="3969"/>
           </w:tcPr>
           <w:p>
             <w:pPr>
@@ -389,7 +389,7 @@
         </w:tc>
         <w:tc>
           <w:tcPr>
-            <w:tcW w:type="dxa" w:w="3402"/>
+            <w:tcW w:type="dxa" w:w="3969"/>
           </w:tcPr>
           <w:p>
             <w:pPr>
@@ -402,7 +402,7 @@
                 <w:i w:val="0"/>
                 <w:sz w:val="24"/>
               </w:rPr>
-              <w:t>147.0</w:t>
+              <w:t>147.5</w:t>
             </w:r>
           </w:p>
         </w:tc>
@@ -429,7 +429,7 @@
         </w:tc>
         <w:tc>
           <w:tcPr>
-            <w:tcW w:type="dxa" w:w="3402"/>
+            <w:tcW w:type="dxa" w:w="3969"/>
           </w:tcPr>
           <w:p>
             <w:pPr>
@@ -442,7 +442,7 @@
                 <w:i w:val="0"/>
                 <w:sz w:val="24"/>
               </w:rPr>
-              <w:t>149.0</w:t>
+              <w:t>149.3</w:t>
             </w:r>
           </w:p>
         </w:tc>
@@ -465,26 +465,6 @@
           <w:sz w:val="28"/>
         </w:rPr>
         <w:t>1. Обчислення показників ряду динаміки</w:t>
-      </w:r>
-    </w:p>
-    <w:p>
-      <w:pPr>
-        <w:jc w:val="both"/>
-      </w:pPr>
-    </w:p>
-    <w:p>
-      <w:pPr>
-        <w:ind w:firstLine="709"/>
-        <w:jc w:val="both"/>
-      </w:pPr>
-      <w:r>
-        <w:rPr>
-          <w:rFonts w:ascii="Times New Roman" w:hAnsi="Times New Roman" w:cs="Times New Roman"/>
-          <w:b w:val="0"/>
-          <w:i w:val="0"/>
-          <w:sz w:val="28"/>
-        </w:rPr>
-        <w:t>Для аналізу динаміки використовуються наступні показники:</w:t>
       </w:r>
     </w:p>
     <w:p>
@@ -542,7 +522,7 @@
                 <w:i w:val="0"/>
                 <w:sz w:val="18"/>
               </w:rPr>
-              <w:t>Місяць</w:t>
+              <w:t>Міс.</w:t>
             </w:r>
           </w:p>
         </w:tc>
@@ -561,7 +541,9 @@
                 <w:i w:val="0"/>
                 <w:sz w:val="18"/>
               </w:rPr>
-              <w:t>yi, млн грн</w:t>
+              <w:t>yi</w:t>
+              <w:br/>
+              <w:t>тис.тон</w:t>
             </w:r>
           </w:p>
         </w:tc>
@@ -582,7 +564,7 @@
               </w:rPr>
               <w:t>Абс. приріст</w:t>
               <w:br/>
-              <w:t>ланцюг.</w:t>
+              <w:t>ланц.</w:t>
             </w:r>
           </w:p>
         </w:tc>
@@ -622,9 +604,9 @@
                 <w:i w:val="0"/>
                 <w:sz w:val="18"/>
               </w:rPr>
-              <w:t>Коеф. зростання</w:t>
+              <w:t>Коеф. зрост.</w:t>
               <w:br/>
-              <w:t>ланцюг.</w:t>
+              <w:t>ланц.</w:t>
             </w:r>
           </w:p>
         </w:tc>
@@ -643,7 +625,7 @@
                 <w:i w:val="0"/>
                 <w:sz w:val="18"/>
               </w:rPr>
-              <w:t>Коеф. зростання</w:t>
+              <w:t>Коеф. зрост.</w:t>
               <w:br/>
               <w:t>базис.</w:t>
             </w:r>
@@ -664,9 +646,9 @@
                 <w:i w:val="0"/>
                 <w:sz w:val="18"/>
               </w:rPr>
-              <w:t>Темп зростання</w:t>
+              <w:t>Темп зрост., %</w:t>
               <w:br/>
-              <w:t>ланцюг, %</w:t>
+              <w:t>ланц.</w:t>
             </w:r>
           </w:p>
         </w:tc>
@@ -685,9 +667,9 @@
                 <w:i w:val="0"/>
                 <w:sz w:val="18"/>
               </w:rPr>
-              <w:t>Темп зростання</w:t>
+              <w:t>Темп зрост., %</w:t>
               <w:br/>
-              <w:t>базис, %</w:t>
+              <w:t>базис.</w:t>
             </w:r>
           </w:p>
         </w:tc>
@@ -706,9 +688,9 @@
                 <w:i w:val="0"/>
                 <w:sz w:val="18"/>
               </w:rPr>
-              <w:t>Темп приросту</w:t>
+              <w:t>Темп пр-ту, %</w:t>
               <w:br/>
-              <w:t>ланцюг, %</w:t>
+              <w:t>ланц.</w:t>
             </w:r>
           </w:p>
         </w:tc>
@@ -727,9 +709,9 @@
                 <w:i w:val="0"/>
                 <w:sz w:val="18"/>
               </w:rPr>
-              <w:t>Темп приросту</w:t>
+              <w:t>Темп пр-ту, %</w:t>
               <w:br/>
-              <w:t>базис, %</w:t>
+              <w:t>базис.</w:t>
             </w:r>
           </w:p>
         </w:tc>
@@ -748,9 +730,7 @@
                 <w:i w:val="0"/>
                 <w:sz w:val="18"/>
               </w:rPr>
-              <w:t>Абс. знач.</w:t>
-              <w:br/>
-              <w:t>1% приросту</w:t>
+              <w:t>А₁%</w:t>
             </w:r>
           </w:p>
         </w:tc>
@@ -1845,7 +1825,7 @@
                 <w:i w:val="0"/>
                 <w:sz w:val="20"/>
               </w:rPr>
-              <w:t>147.0</w:t>
+              <w:t>147.5</w:t>
             </w:r>
           </w:p>
         </w:tc>
@@ -1864,7 +1844,7 @@
                 <w:i w:val="0"/>
                 <w:sz w:val="20"/>
               </w:rPr>
-              <w:t>+2.0</w:t>
+              <w:t>+2.5</w:t>
             </w:r>
           </w:p>
         </w:tc>
@@ -1883,7 +1863,7 @@
                 <w:i w:val="0"/>
                 <w:sz w:val="20"/>
               </w:rPr>
-              <w:t>+5.7</w:t>
+              <w:t>+6.2</w:t>
             </w:r>
           </w:p>
         </w:tc>
@@ -1902,7 +1882,7 @@
                 <w:i w:val="0"/>
                 <w:sz w:val="20"/>
               </w:rPr>
-              <w:t>1.0138</w:t>
+              <w:t>1.0172</w:t>
             </w:r>
           </w:p>
         </w:tc>
@@ -1921,7 +1901,7 @@
                 <w:i w:val="0"/>
                 <w:sz w:val="20"/>
               </w:rPr>
-              <w:t>1.0403</w:t>
+              <w:t>1.0439</w:t>
             </w:r>
           </w:p>
         </w:tc>
@@ -1940,7 +1920,7 @@
                 <w:i w:val="0"/>
                 <w:sz w:val="20"/>
               </w:rPr>
-              <w:t>101.38</w:t>
+              <w:t>101.72</w:t>
             </w:r>
           </w:p>
         </w:tc>
@@ -1959,7 +1939,7 @@
                 <w:i w:val="0"/>
                 <w:sz w:val="20"/>
               </w:rPr>
-              <w:t>104.03</w:t>
+              <w:t>104.39</w:t>
             </w:r>
           </w:p>
         </w:tc>
@@ -1978,7 +1958,7 @@
                 <w:i w:val="0"/>
                 <w:sz w:val="20"/>
               </w:rPr>
-              <w:t>+1.38</w:t>
+              <w:t>+1.72</w:t>
             </w:r>
           </w:p>
         </w:tc>
@@ -1997,7 +1977,7 @@
                 <w:i w:val="0"/>
                 <w:sz w:val="20"/>
               </w:rPr>
-              <w:t>+4.03</w:t>
+              <w:t>+4.39</w:t>
             </w:r>
           </w:p>
         </w:tc>
@@ -2056,7 +2036,7 @@
                 <w:i w:val="0"/>
                 <w:sz w:val="20"/>
               </w:rPr>
-              <w:t>149.0</w:t>
+              <w:t>149.3</w:t>
             </w:r>
           </w:p>
         </w:tc>
@@ -2075,7 +2055,7 @@
                 <w:i w:val="0"/>
                 <w:sz w:val="20"/>
               </w:rPr>
-              <w:t>+2.0</w:t>
+              <w:t>+1.8</w:t>
             </w:r>
           </w:p>
         </w:tc>
@@ -2094,7 +2074,7 @@
                 <w:i w:val="0"/>
                 <w:sz w:val="20"/>
               </w:rPr>
-              <w:t>+7.7</w:t>
+              <w:t>+8.0</w:t>
             </w:r>
           </w:p>
         </w:tc>
@@ -2113,7 +2093,7 @@
                 <w:i w:val="0"/>
                 <w:sz w:val="20"/>
               </w:rPr>
-              <w:t>1.0136</w:t>
+              <w:t>1.0122</w:t>
             </w:r>
           </w:p>
         </w:tc>
@@ -2132,7 +2112,7 @@
                 <w:i w:val="0"/>
                 <w:sz w:val="20"/>
               </w:rPr>
-              <w:t>1.0545</w:t>
+              <w:t>1.0566</w:t>
             </w:r>
           </w:p>
         </w:tc>
@@ -2151,7 +2131,7 @@
                 <w:i w:val="0"/>
                 <w:sz w:val="20"/>
               </w:rPr>
-              <w:t>101.36</w:t>
+              <w:t>101.22</w:t>
             </w:r>
           </w:p>
         </w:tc>
@@ -2170,7 +2150,7 @@
                 <w:i w:val="0"/>
                 <w:sz w:val="20"/>
               </w:rPr>
-              <w:t>105.45</w:t>
+              <w:t>105.66</w:t>
             </w:r>
           </w:p>
         </w:tc>
@@ -2189,7 +2169,7 @@
                 <w:i w:val="0"/>
                 <w:sz w:val="20"/>
               </w:rPr>
-              <w:t>+1.36</w:t>
+              <w:t>+1.22</w:t>
             </w:r>
           </w:p>
         </w:tc>
@@ -2208,7 +2188,7 @@
                 <w:i w:val="0"/>
                 <w:sz w:val="20"/>
               </w:rPr>
-              <w:t>+5.45</w:t>
+              <w:t>+5.66</w:t>
             </w:r>
           </w:p>
         </w:tc>
@@ -2227,7 +2207,218 @@
                 <w:i w:val="0"/>
                 <w:sz w:val="20"/>
               </w:rPr>
-              <w:t>1.470</w:t>
+              <w:t>1.475</w:t>
+            </w:r>
+          </w:p>
+        </w:tc>
+      </w:tr>
+      <w:tr>
+        <w:tc>
+          <w:tcPr>
+            <w:tcW w:type="dxa" w:w="881"/>
+          </w:tcPr>
+          <w:p>
+            <w:pPr>
+              <w:jc w:val="center"/>
+            </w:pPr>
+            <w:r>
+              <w:rPr>
+                <w:rFonts w:ascii="Times New Roman" w:hAnsi="Times New Roman" w:cs="Times New Roman"/>
+                <w:b w:val="0"/>
+                <w:i w:val="0"/>
+                <w:sz w:val="20"/>
+              </w:rPr>
+              <w:t>Σ</w:t>
+            </w:r>
+          </w:p>
+        </w:tc>
+        <w:tc>
+          <w:tcPr>
+            <w:tcW w:type="dxa" w:w="881"/>
+          </w:tcPr>
+          <w:p>
+            <w:pPr>
+              <w:jc w:val="center"/>
+            </w:pPr>
+            <w:r>
+              <w:rPr>
+                <w:rFonts w:ascii="Times New Roman" w:hAnsi="Times New Roman" w:cs="Times New Roman"/>
+                <w:b w:val="0"/>
+                <w:i w:val="0"/>
+                <w:sz w:val="20"/>
+              </w:rPr>
+              <w:t>1013.8</w:t>
+            </w:r>
+          </w:p>
+        </w:tc>
+        <w:tc>
+          <w:tcPr>
+            <w:tcW w:type="dxa" w:w="881"/>
+          </w:tcPr>
+          <w:p>
+            <w:pPr>
+              <w:jc w:val="center"/>
+            </w:pPr>
+            <w:r>
+              <w:rPr>
+                <w:rFonts w:ascii="Times New Roman" w:hAnsi="Times New Roman" w:cs="Times New Roman"/>
+                <w:b w:val="0"/>
+                <w:i w:val="0"/>
+                <w:sz w:val="20"/>
+              </w:rPr>
+              <w:t>8.0</w:t>
+            </w:r>
+          </w:p>
+        </w:tc>
+        <w:tc>
+          <w:tcPr>
+            <w:tcW w:type="dxa" w:w="881"/>
+          </w:tcPr>
+          <w:p>
+            <w:pPr>
+              <w:jc w:val="center"/>
+            </w:pPr>
+            <w:r>
+              <w:rPr>
+                <w:rFonts w:ascii="Times New Roman" w:hAnsi="Times New Roman" w:cs="Times New Roman"/>
+                <w:b w:val="0"/>
+                <w:i w:val="0"/>
+                <w:sz w:val="20"/>
+              </w:rPr>
+              <w:t>24.7</w:t>
+            </w:r>
+          </w:p>
+        </w:tc>
+        <w:tc>
+          <w:tcPr>
+            <w:tcW w:type="dxa" w:w="881"/>
+          </w:tcPr>
+          <w:p>
+            <w:pPr>
+              <w:jc w:val="center"/>
+            </w:pPr>
+            <w:r>
+              <w:rPr>
+                <w:rFonts w:ascii="Times New Roman" w:hAnsi="Times New Roman" w:cs="Times New Roman"/>
+                <w:b w:val="0"/>
+                <w:i w:val="0"/>
+                <w:sz w:val="20"/>
+              </w:rPr>
+              <w:t>6.0557</w:t>
+            </w:r>
+          </w:p>
+        </w:tc>
+        <w:tc>
+          <w:tcPr>
+            <w:tcW w:type="dxa" w:w="881"/>
+          </w:tcPr>
+          <w:p>
+            <w:pPr>
+              <w:jc w:val="center"/>
+            </w:pPr>
+            <w:r>
+              <w:rPr>
+                <w:rFonts w:ascii="Times New Roman" w:hAnsi="Times New Roman" w:cs="Times New Roman"/>
+                <w:b w:val="0"/>
+                <w:i w:val="0"/>
+                <w:sz w:val="20"/>
+              </w:rPr>
+              <w:t>6.1748</w:t>
+            </w:r>
+          </w:p>
+        </w:tc>
+        <w:tc>
+          <w:tcPr>
+            <w:tcW w:type="dxa" w:w="881"/>
+          </w:tcPr>
+          <w:p>
+            <w:pPr>
+              <w:jc w:val="center"/>
+            </w:pPr>
+            <w:r>
+              <w:rPr>
+                <w:rFonts w:ascii="Times New Roman" w:hAnsi="Times New Roman" w:cs="Times New Roman"/>
+                <w:b w:val="0"/>
+                <w:i w:val="0"/>
+                <w:sz w:val="20"/>
+              </w:rPr>
+              <w:t>605.57</w:t>
+            </w:r>
+          </w:p>
+        </w:tc>
+        <w:tc>
+          <w:tcPr>
+            <w:tcW w:type="dxa" w:w="881"/>
+          </w:tcPr>
+          <w:p>
+            <w:pPr>
+              <w:jc w:val="center"/>
+            </w:pPr>
+            <w:r>
+              <w:rPr>
+                <w:rFonts w:ascii="Times New Roman" w:hAnsi="Times New Roman" w:cs="Times New Roman"/>
+                <w:b w:val="0"/>
+                <w:i w:val="0"/>
+                <w:sz w:val="20"/>
+              </w:rPr>
+              <w:t>617.48</w:t>
+            </w:r>
+          </w:p>
+        </w:tc>
+        <w:tc>
+          <w:tcPr>
+            <w:tcW w:type="dxa" w:w="881"/>
+          </w:tcPr>
+          <w:p>
+            <w:pPr>
+              <w:jc w:val="center"/>
+            </w:pPr>
+            <w:r>
+              <w:rPr>
+                <w:rFonts w:ascii="Times New Roman" w:hAnsi="Times New Roman" w:cs="Times New Roman"/>
+                <w:b w:val="0"/>
+                <w:i w:val="0"/>
+                <w:sz w:val="20"/>
+              </w:rPr>
+              <w:t>5.57</w:t>
+            </w:r>
+          </w:p>
+        </w:tc>
+        <w:tc>
+          <w:tcPr>
+            <w:tcW w:type="dxa" w:w="881"/>
+          </w:tcPr>
+          <w:p>
+            <w:pPr>
+              <w:jc w:val="center"/>
+            </w:pPr>
+            <w:r>
+              <w:rPr>
+                <w:rFonts w:ascii="Times New Roman" w:hAnsi="Times New Roman" w:cs="Times New Roman"/>
+                <w:b w:val="0"/>
+                <w:i w:val="0"/>
+                <w:sz w:val="20"/>
+              </w:rPr>
+              <w:t>17.48</w:t>
+            </w:r>
+          </w:p>
+        </w:tc>
+        <w:tc>
+          <w:tcPr>
+            <w:tcW w:type="dxa" w:w="881"/>
+          </w:tcPr>
+          <w:p>
+            <w:pPr>
+              <w:jc w:val="center"/>
+            </w:pPr>
+            <w:r>
+              <w:rPr>
+                <w:rFonts w:ascii="Times New Roman" w:hAnsi="Times New Roman" w:cs="Times New Roman"/>
+                <w:b w:val="0"/>
+                <w:i w:val="0"/>
+                <w:sz w:val="20"/>
+              </w:rPr>
+              <w:t>8.645</w:t>
             </w:r>
           </w:p>
         </w:tc>
@@ -2249,7 +2440,124 @@
           <w:i w:val="0"/>
           <w:sz w:val="28"/>
         </w:rPr>
-        <w:t>Формули та розрахунки:</w:t>
+        <w:t>Розрахункові формули:</w:t>
+      </w:r>
+    </w:p>
+    <w:p>
+      <w:pPr>
+        <w:jc w:val="both"/>
+      </w:pPr>
+      <w:r>
+        <w:rPr>
+          <w:rFonts w:ascii="Times New Roman" w:hAnsi="Times New Roman" w:cs="Times New Roman"/>
+          <w:b w:val="0"/>
+          <w:i w:val="0"/>
+          <w:sz w:val="28"/>
+        </w:rPr>
+        <w:t>Абсолютний приріст (ланцюговий): Δᵢ = yᵢ – yᵢ₋₁</w:t>
+      </w:r>
+    </w:p>
+    <w:p>
+      <w:pPr>
+        <w:jc w:val="both"/>
+      </w:pPr>
+      <w:r>
+        <w:rPr>
+          <w:rFonts w:ascii="Times New Roman" w:hAnsi="Times New Roman" w:cs="Times New Roman"/>
+          <w:b w:val="0"/>
+          <w:i w:val="0"/>
+          <w:sz w:val="28"/>
+        </w:rPr>
+        <w:t>Абсолютний приріст (базисний):   Δᵢ = yᵢ – y₁</w:t>
+      </w:r>
+    </w:p>
+    <w:p>
+      <w:pPr>
+        <w:jc w:val="both"/>
+      </w:pPr>
+      <w:r>
+        <w:rPr>
+          <w:rFonts w:ascii="Times New Roman" w:hAnsi="Times New Roman" w:cs="Times New Roman"/>
+          <w:b w:val="0"/>
+          <w:i w:val="0"/>
+          <w:sz w:val="28"/>
+        </w:rPr>
+        <w:t>Коефіцієнт зростання (ланцюг.): Kᵢ = yᵢ / yᵢ₋₁</w:t>
+      </w:r>
+    </w:p>
+    <w:p>
+      <w:pPr>
+        <w:jc w:val="both"/>
+      </w:pPr>
+      <w:r>
+        <w:rPr>
+          <w:rFonts w:ascii="Times New Roman" w:hAnsi="Times New Roman" w:cs="Times New Roman"/>
+          <w:b w:val="0"/>
+          <w:i w:val="0"/>
+          <w:sz w:val="28"/>
+        </w:rPr>
+        <w:t>Коефіцієнт зростання (базис.):  Kᵢ = yᵢ / y₁</w:t>
+      </w:r>
+    </w:p>
+    <w:p>
+      <w:pPr>
+        <w:jc w:val="both"/>
+      </w:pPr>
+      <w:r>
+        <w:rPr>
+          <w:rFonts w:ascii="Times New Roman" w:hAnsi="Times New Roman" w:cs="Times New Roman"/>
+          <w:b w:val="0"/>
+          <w:i w:val="0"/>
+          <w:sz w:val="28"/>
+        </w:rPr>
+        <w:t>Темп зростання, %: Tр = K × 100</w:t>
+      </w:r>
+    </w:p>
+    <w:p>
+      <w:pPr>
+        <w:jc w:val="both"/>
+      </w:pPr>
+      <w:r>
+        <w:rPr>
+          <w:rFonts w:ascii="Times New Roman" w:hAnsi="Times New Roman" w:cs="Times New Roman"/>
+          <w:b w:val="0"/>
+          <w:i w:val="0"/>
+          <w:sz w:val="28"/>
+        </w:rPr>
+        <w:t>Темп приросту, %:  Tпр = Tр – 100</w:t>
+      </w:r>
+    </w:p>
+    <w:p>
+      <w:pPr>
+        <w:jc w:val="both"/>
+      </w:pPr>
+      <w:r>
+        <w:rPr>
+          <w:rFonts w:ascii="Times New Roman" w:hAnsi="Times New Roman" w:cs="Times New Roman"/>
+          <w:b w:val="0"/>
+          <w:i w:val="0"/>
+          <w:sz w:val="28"/>
+        </w:rPr>
+        <w:t>Абсолютне значення 1% приросту: А₁% = yᵢ₋₁ / 100</w:t>
+      </w:r>
+    </w:p>
+    <w:p>
+      <w:pPr>
+        <w:jc w:val="both"/>
+      </w:pPr>
+    </w:p>
+    <w:p>
+      <w:pPr>
+        <w:jc w:val="left"/>
+      </w:pPr>
+      <w:r>
+        <w:rPr>
+          <w:rFonts w:ascii="Times New Roman" w:hAnsi="Times New Roman" w:cs="Times New Roman"/>
+          <w:b/>
+          <w:i w:val="0"/>
+          <w:sz w:val="28"/>
+        </w:rPr>
+        <w:t>2. Середні показники ряду</w:t>
       </w:r>
     </w:p>
     <w:p>
@@ -2268,7 +2576,7 @@
           <w:i w:val="0"/>
           <w:sz w:val="28"/>
         </w:rPr>
-        <w:t>Абсолютний приріст:</w:t>
+        <w:t>а) Середній абсолютний приріст:</w:t>
       </w:r>
     </w:p>
     <w:p>
@@ -2282,21 +2590,7 @@
           <w:i w:val="0"/>
           <w:sz w:val="28"/>
         </w:rPr>
-        <w:t>— ланцюговий: Δланц = yi – yi–1</w:t>
-      </w:r>
-    </w:p>
-    <w:p>
-      <w:pPr>
-        <w:jc w:val="both"/>
-      </w:pPr>
-      <w:r>
-        <w:rPr>
-          <w:rFonts w:ascii="Times New Roman" w:hAnsi="Times New Roman" w:cs="Times New Roman"/>
-          <w:b w:val="0"/>
-          <w:i w:val="0"/>
-          <w:sz w:val="28"/>
-        </w:rPr>
-        <w:t>— базисний:   Δбаз  = yi – y1</w:t>
+        <w:t>Δ̄ = (yn – y₁) / (n–1) = (149.3 – 141.3) / 6 = 8.0 / 6 = 1.3333 тис. тон/міс.</w:t>
       </w:r>
     </w:p>
     <w:p>
@@ -2315,7 +2609,7 @@
           <w:i w:val="0"/>
           <w:sz w:val="28"/>
         </w:rPr>
-        <w:t>Коефіцієнт зростання:</w:t>
+        <w:t>б) Середній коефіцієнт зростання:</w:t>
       </w:r>
     </w:p>
     <w:p>
@@ -2329,21 +2623,7 @@
           <w:i w:val="0"/>
           <w:sz w:val="28"/>
         </w:rPr>
-        <w:t>— ланцюговий: Kланц = yi / yi–1</w:t>
-      </w:r>
-    </w:p>
-    <w:p>
-      <w:pPr>
-        <w:jc w:val="both"/>
-      </w:pPr>
-      <w:r>
-        <w:rPr>
-          <w:rFonts w:ascii="Times New Roman" w:hAnsi="Times New Roman" w:cs="Times New Roman"/>
-          <w:b w:val="0"/>
-          <w:i w:val="0"/>
-          <w:sz w:val="28"/>
-        </w:rPr>
-        <w:t>— базисний:   Kбаз  = yi / y1</w:t>
+        <w:t>K̄ = ⁽ⁿ⁻¹⁾√(yₙ/y₁) = (149.3/141.3)^(1/6) = 1.056617^(0,1667) = 1.009221</w:t>
       </w:r>
     </w:p>
     <w:p>
@@ -2362,73 +2642,7 @@
           <w:i w:val="0"/>
           <w:sz w:val="28"/>
         </w:rPr>
-        <w:t>Темп зростання, %:   Tр = K × 100</w:t>
-      </w:r>
-    </w:p>
-    <w:p>
-      <w:pPr>
-        <w:jc w:val="both"/>
-      </w:pPr>
-      <w:r>
-        <w:rPr>
-          <w:rFonts w:ascii="Times New Roman" w:hAnsi="Times New Roman" w:cs="Times New Roman"/>
-          <w:b/>
-          <w:i w:val="0"/>
-          <w:sz w:val="28"/>
-        </w:rPr>
-        <w:t>Темп приросту, %:    Tпр = Tр – 100</w:t>
-      </w:r>
-    </w:p>
-    <w:p>
-      <w:pPr>
-        <w:jc w:val="both"/>
-      </w:pPr>
-      <w:r>
-        <w:rPr>
-          <w:rFonts w:ascii="Times New Roman" w:hAnsi="Times New Roman" w:cs="Times New Roman"/>
-          <w:b/>
-          <w:i w:val="0"/>
-          <w:sz w:val="28"/>
-        </w:rPr>
-        <w:t>Абсолютне значення 1% приросту:  А₁% = yi–1 / 100</w:t>
-      </w:r>
-    </w:p>
-    <w:p>
-      <w:pPr>
-        <w:jc w:val="both"/>
-      </w:pPr>
-    </w:p>
-    <w:p>
-      <w:pPr>
-        <w:jc w:val="left"/>
-      </w:pPr>
-      <w:r>
-        <w:rPr>
-          <w:rFonts w:ascii="Times New Roman" w:hAnsi="Times New Roman" w:cs="Times New Roman"/>
-          <w:b/>
-          <w:i w:val="0"/>
-          <w:sz w:val="28"/>
-        </w:rPr>
-        <w:t>Приклад розрахунку для місяця 2:</w:t>
-      </w:r>
-    </w:p>
-    <w:p>
-      <w:pPr>
-        <w:jc w:val="both"/>
-      </w:pPr>
-    </w:p>
-    <w:p>
-      <w:pPr>
-        <w:jc w:val="both"/>
-      </w:pPr>
-      <w:r>
-        <w:rPr>
-          <w:rFonts w:ascii="Times New Roman" w:hAnsi="Times New Roman" w:cs="Times New Roman"/>
-          <w:b w:val="0"/>
-          <w:i w:val="0"/>
-          <w:sz w:val="28"/>
-        </w:rPr>
-        <w:t>Δ₂ (ланц.) = y₂ – y₁ = 140.5 – 141.3 = -0.8 млн грн</w:t>
+        <w:t>в) Середній темп зростання:</w:t>
       </w:r>
     </w:p>
     <w:p>
@@ -2442,96 +2656,7 @@
           <w:i w:val="0"/>
           <w:sz w:val="28"/>
         </w:rPr>
-        <w:t>Δ₂ (баз.)  = y₂ – y₁ = 140.5 – 141.3 = -0.8 млн грн</w:t>
-      </w:r>
-    </w:p>
-    <w:p>
-      <w:pPr>
-        <w:jc w:val="both"/>
-      </w:pPr>
-      <w:r>
-        <w:rPr>
-          <w:rFonts w:ascii="Times New Roman" w:hAnsi="Times New Roman" w:cs="Times New Roman"/>
-          <w:b w:val="0"/>
-          <w:i w:val="0"/>
-          <w:sz w:val="28"/>
-        </w:rPr>
-        <w:t>K₂ (ланц.) = y₂/y₁ = 140.5/141.3 = 0.9943</w:t>
-      </w:r>
-    </w:p>
-    <w:p>
-      <w:pPr>
-        <w:jc w:val="both"/>
-      </w:pPr>
-      <w:r>
-        <w:rPr>
-          <w:rFonts w:ascii="Times New Roman" w:hAnsi="Times New Roman" w:cs="Times New Roman"/>
-          <w:b w:val="0"/>
-          <w:i w:val="0"/>
-          <w:sz w:val="28"/>
-        </w:rPr>
-        <w:t>K₂ (баз.)  = y₂/y₁ = 140.5/141.3 = 0.9943</w:t>
-      </w:r>
-    </w:p>
-    <w:p>
-      <w:pPr>
-        <w:jc w:val="both"/>
-      </w:pPr>
-      <w:r>
-        <w:rPr>
-          <w:rFonts w:ascii="Times New Roman" w:hAnsi="Times New Roman" w:cs="Times New Roman"/>
-          <w:b w:val="0"/>
-          <w:i w:val="0"/>
-          <w:sz w:val="28"/>
-        </w:rPr>
-        <w:t>Tр₂ (ланц.) = 0.9943 × 100 = 99.43%</w:t>
-      </w:r>
-    </w:p>
-    <w:p>
-      <w:pPr>
-        <w:jc w:val="both"/>
-      </w:pPr>
-      <w:r>
-        <w:rPr>
-          <w:rFonts w:ascii="Times New Roman" w:hAnsi="Times New Roman" w:cs="Times New Roman"/>
-          <w:b w:val="0"/>
-          <w:i w:val="0"/>
-          <w:sz w:val="28"/>
-        </w:rPr>
-        <w:t>Tпр₂ (ланц.) = 99.43 – 100 = -0.57%</w:t>
-      </w:r>
-    </w:p>
-    <w:p>
-      <w:pPr>
-        <w:jc w:val="both"/>
-      </w:pPr>
-      <w:r>
-        <w:rPr>
-          <w:rFonts w:ascii="Times New Roman" w:hAnsi="Times New Roman" w:cs="Times New Roman"/>
-          <w:b w:val="0"/>
-          <w:i w:val="0"/>
-          <w:sz w:val="28"/>
-        </w:rPr>
-        <w:t>А₁%₂ = y₁/100 = 141.3/100 = 1.413 млн грн</w:t>
-      </w:r>
-    </w:p>
-    <w:p>
-      <w:pPr>
-        <w:jc w:val="both"/>
-      </w:pPr>
-    </w:p>
-    <w:p>
-      <w:pPr>
-        <w:jc w:val="left"/>
-      </w:pPr>
-      <w:r>
-        <w:rPr>
-          <w:rFonts w:ascii="Times New Roman" w:hAnsi="Times New Roman" w:cs="Times New Roman"/>
-          <w:b/>
-          <w:i w:val="0"/>
-          <w:sz w:val="28"/>
-        </w:rPr>
-        <w:t>2. Середні показники ряду динаміки</w:t>
+        <w:t>T̄р = K̄ × 100 = 1.009221 × 100 = 100.9221%</w:t>
       </w:r>
     </w:p>
     <w:p>
@@ -2550,7 +2675,7 @@
           <w:i w:val="0"/>
           <w:sz w:val="28"/>
         </w:rPr>
-        <w:t>а) Середній рівень ряду (проста середня арифметична):</w:t>
+        <w:t>г) Середній темп приросту:</w:t>
       </w:r>
     </w:p>
     <w:p>
@@ -2564,7 +2689,7 @@
           <w:i w:val="0"/>
           <w:sz w:val="28"/>
         </w:rPr>
-        <w:t>ȳ = Σyi / n = 1013.0 / 7 = 144.7143 млн грн</w:t>
+        <w:t>T̄пр = T̄р – 100 = 100.9221 – 100 = 0.9221%</w:t>
       </w:r>
     </w:p>
     <w:p>
@@ -2583,7 +2708,7 @@
           <w:i w:val="0"/>
           <w:sz w:val="28"/>
         </w:rPr>
-        <w:t>б) Середній абсолютний приріст (ланцюговий):</w:t>
+        <w:t>д) Середній рівень ряду:</w:t>
       </w:r>
     </w:p>
     <w:p>
@@ -2597,158 +2722,7 @@
           <w:i w:val="0"/>
           <w:sz w:val="28"/>
         </w:rPr>
-        <w:t>Δ̄ = Σ Δланц / (n–1) = 7.7 / 6 = 1.2833 млн грн/міс.</w:t>
-      </w:r>
-    </w:p>
-    <w:p>
-      <w:pPr>
-        <w:jc w:val="both"/>
-      </w:pPr>
-    </w:p>
-    <w:p>
-      <w:pPr>
-        <w:jc w:val="both"/>
-      </w:pPr>
-      <w:r>
-        <w:rPr>
-          <w:rFonts w:ascii="Times New Roman" w:hAnsi="Times New Roman" w:cs="Times New Roman"/>
-          <w:b w:val="0"/>
-          <w:i w:val="0"/>
-          <w:sz w:val="28"/>
-        </w:rPr>
-        <w:t>або через крайні значення:</w:t>
-      </w:r>
-    </w:p>
-    <w:p>
-      <w:pPr>
-        <w:jc w:val="both"/>
-      </w:pPr>
-      <w:r>
-        <w:rPr>
-          <w:rFonts w:ascii="Times New Roman" w:hAnsi="Times New Roman" w:cs="Times New Roman"/>
-          <w:b w:val="0"/>
-          <w:i w:val="0"/>
-          <w:sz w:val="28"/>
-        </w:rPr>
-        <w:t>Δ̄ = (yn – y1) / (n–1) = (149.0 – 141.3) / 6 = 7.7/6 = 1.2833 млн грн/міс.</w:t>
-      </w:r>
-    </w:p>
-    <w:p>
-      <w:pPr>
-        <w:jc w:val="both"/>
-      </w:pPr>
-    </w:p>
-    <w:p>
-      <w:pPr>
-        <w:jc w:val="both"/>
-      </w:pPr>
-      <w:r>
-        <w:rPr>
-          <w:rFonts w:ascii="Times New Roman" w:hAnsi="Times New Roman" w:cs="Times New Roman"/>
-          <w:b/>
-          <w:i w:val="0"/>
-          <w:sz w:val="28"/>
-        </w:rPr>
-        <w:t>в) Середній коефіцієнт зростання (середня геометрична):</w:t>
-      </w:r>
-    </w:p>
-    <w:p>
-      <w:pPr>
-        <w:jc w:val="both"/>
-      </w:pPr>
-      <w:r>
-        <w:rPr>
-          <w:rFonts w:ascii="Times New Roman" w:hAnsi="Times New Roman" w:cs="Times New Roman"/>
-          <w:b w:val="0"/>
-          <w:i w:val="0"/>
-          <w:sz w:val="28"/>
-        </w:rPr>
-        <w:t>K̄ = ⁽ⁿ⁻¹⁾√(yn/y1) = (149.0/141.3)^(1/6) = 1.054494^(1/6) = 1.008883</w:t>
-      </w:r>
-    </w:p>
-    <w:p>
-      <w:pPr>
-        <w:jc w:val="both"/>
-      </w:pPr>
-    </w:p>
-    <w:p>
-      <w:pPr>
-        <w:jc w:val="both"/>
-      </w:pPr>
-      <w:r>
-        <w:rPr>
-          <w:rFonts w:ascii="Times New Roman" w:hAnsi="Times New Roman" w:cs="Times New Roman"/>
-          <w:b/>
-          <w:i w:val="0"/>
-          <w:sz w:val="28"/>
-        </w:rPr>
-        <w:t>г) Середній темп зростання:</w:t>
-      </w:r>
-    </w:p>
-    <w:p>
-      <w:pPr>
-        <w:jc w:val="both"/>
-      </w:pPr>
-      <w:r>
-        <w:rPr>
-          <w:rFonts w:ascii="Times New Roman" w:hAnsi="Times New Roman" w:cs="Times New Roman"/>
-          <w:b w:val="0"/>
-          <w:i w:val="0"/>
-          <w:sz w:val="28"/>
-        </w:rPr>
-        <w:t>T̄р = K̄ × 100 = 1.008883 × 100 = 100.8883%</w:t>
-      </w:r>
-    </w:p>
-    <w:p>
-      <w:pPr>
-        <w:jc w:val="both"/>
-      </w:pPr>
-    </w:p>
-    <w:p>
-      <w:pPr>
-        <w:jc w:val="both"/>
-      </w:pPr>
-      <w:r>
-        <w:rPr>
-          <w:rFonts w:ascii="Times New Roman" w:hAnsi="Times New Roman" w:cs="Times New Roman"/>
-          <w:b/>
-          <w:i w:val="0"/>
-          <w:sz w:val="28"/>
-        </w:rPr>
-        <w:t>д) Середній темп приросту:</w:t>
-      </w:r>
-    </w:p>
-    <w:p>
-      <w:pPr>
-        <w:jc w:val="both"/>
-      </w:pPr>
-      <w:r>
-        <w:rPr>
-          <w:rFonts w:ascii="Times New Roman" w:hAnsi="Times New Roman" w:cs="Times New Roman"/>
-          <w:b w:val="0"/>
-          <w:i w:val="0"/>
-          <w:sz w:val="28"/>
-        </w:rPr>
-        <w:t>T̄пр = T̄р – 100 = 100.8883 – 100 = 0.8883%</w:t>
-      </w:r>
-    </w:p>
-    <w:p>
-      <w:pPr>
-        <w:jc w:val="both"/>
-      </w:pPr>
-    </w:p>
-    <w:p>
-      <w:pPr>
-        <w:jc w:val="left"/>
-      </w:pPr>
-      <w:r>
-        <w:rPr>
-          <w:rFonts w:ascii="Times New Roman" w:hAnsi="Times New Roman" w:cs="Times New Roman"/>
-          <w:b/>
-          <w:i w:val="0"/>
-          <w:sz w:val="28"/>
-        </w:rPr>
-        <w:t>3. Зглажування ряду динаміки</w:t>
+        <w:t>ȳ = Σyᵢ / n = 1013.8 / 7 = 144.8286 тис. тон</w:t>
       </w:r>
     </w:p>
     <w:p>
@@ -2768,7 +2742,7 @@
           <w:i w:val="0"/>
           <w:sz w:val="28"/>
         </w:rPr>
-        <w:t>Зглажування дозволяє виявити основну тенденцію (тренд) ряду, усуваючи випадкові коливання.</w:t>
+        <w:t>Отже, за 7 місяців видобуток сланців щомісяця зростає на 1.3333 тис. тон, або на 0.92%. Середній видобуток за вказаний період становить 144.83 тис. тон на місяць.</w:t>
       </w:r>
     </w:p>
     <w:p>
@@ -2778,7 +2752,7 @@
     </w:p>
     <w:p>
       <w:pPr>
-        <w:jc w:val="both"/>
+        <w:jc w:val="left"/>
       </w:pPr>
       <w:r>
         <w:rPr>
@@ -2787,40 +2761,7 @@
           <w:i w:val="0"/>
           <w:sz w:val="28"/>
         </w:rPr>
-        <w:t>а) Арифметичне зглажування (за середнім абсолютним приростом):</w:t>
-      </w:r>
-    </w:p>
-    <w:p>
-      <w:pPr>
-        <w:jc w:val="both"/>
-      </w:pPr>
-      <w:r>
-        <w:rPr>
-          <w:rFonts w:ascii="Times New Roman" w:hAnsi="Times New Roman" w:cs="Times New Roman"/>
-          <w:b w:val="0"/>
-          <w:i w:val="0"/>
-          <w:sz w:val="28"/>
-        </w:rPr>
-        <w:t>Δ (зглаж.) = Δ̄ = 1.2833 млн грн/міс.</w:t>
-      </w:r>
-    </w:p>
-    <w:p>
-      <w:pPr>
-        <w:jc w:val="both"/>
-      </w:pPr>
-    </w:p>
-    <w:p>
-      <w:pPr>
-        <w:jc w:val="both"/>
-      </w:pPr>
-      <w:r>
-        <w:rPr>
-          <w:rFonts w:ascii="Times New Roman" w:hAnsi="Times New Roman" w:cs="Times New Roman"/>
-          <w:b w:val="0"/>
-          <w:i w:val="0"/>
-          <w:sz w:val="28"/>
-        </w:rPr>
-        <w:t>Формула: Ñi = Ñi–1 + Δ̄, де Ñ₁ = y₁</w:t>
+        <w:t>3. Зглажування ряду динаміки (виявлення тренду)</w:t>
       </w:r>
     </w:p>
     <w:p>
@@ -2839,7 +2780,7 @@
           <w:i/>
           <w:sz w:val="28"/>
         </w:rPr>
-        <w:t>Таблиця 6.3 – Зглажування ряду динаміки</w:t>
+        <w:t>Таблиця 6.3 – Зглажені рівні ряду</w:t>
       </w:r>
     </w:p>
     <w:tbl>
@@ -2858,7 +2799,7 @@
       <w:tr>
         <w:tc>
           <w:tcPr>
-            <w:tcW w:type="dxa" w:w="1701"/>
+            <w:tcW w:type="dxa" w:w="1984"/>
           </w:tcPr>
           <w:p>
             <w:pPr>
@@ -2869,9 +2810,9 @@
                 <w:rFonts w:ascii="Times New Roman" w:hAnsi="Times New Roman" w:cs="Times New Roman"/>
                 <w:b/>
                 <w:i w:val="0"/>
-                <w:sz w:val="24"/>
+                <w:sz w:val="22"/>
               </w:rPr>
-              <w:t>Місяць</w:t>
+              <w:t>Міс.</w:t>
             </w:r>
           </w:p>
         </w:tc>
@@ -2888,7 +2829,7 @@
                 <w:rFonts w:ascii="Times New Roman" w:hAnsi="Times New Roman" w:cs="Times New Roman"/>
                 <w:b/>
                 <w:i w:val="0"/>
-                <w:sz w:val="24"/>
+                <w:sz w:val="22"/>
               </w:rPr>
               <w:t>yi (факт.)</w:t>
             </w:r>
@@ -2907,9 +2848,9 @@
                 <w:rFonts w:ascii="Times New Roman" w:hAnsi="Times New Roman" w:cs="Times New Roman"/>
                 <w:b/>
                 <w:i w:val="0"/>
-                <w:sz w:val="24"/>
+                <w:sz w:val="22"/>
               </w:rPr>
-              <w:t>Ñi (арифм.)</w:t>
+              <w:t>Ñᵢ (арифм.)</w:t>
             </w:r>
           </w:p>
         </w:tc>
@@ -2926,9 +2867,9 @@
                 <w:rFonts w:ascii="Times New Roman" w:hAnsi="Times New Roman" w:cs="Times New Roman"/>
                 <w:b/>
                 <w:i w:val="0"/>
-                <w:sz w:val="24"/>
+                <w:sz w:val="22"/>
               </w:rPr>
-              <w:t>Kpi (геом.)</w:t>
+              <w:t>Kрᵢ (геом.)</w:t>
             </w:r>
           </w:p>
         </w:tc>
@@ -2936,7 +2877,7 @@
       <w:tr>
         <w:tc>
           <w:tcPr>
-            <w:tcW w:type="dxa" w:w="1701"/>
+            <w:tcW w:type="dxa" w:w="1984"/>
           </w:tcPr>
           <w:p>
             <w:pPr>
@@ -3014,7 +2955,7 @@
       <w:tr>
         <w:tc>
           <w:tcPr>
-            <w:tcW w:type="dxa" w:w="1701"/>
+            <w:tcW w:type="dxa" w:w="1984"/>
           </w:tcPr>
           <w:p>
             <w:pPr>
@@ -3065,7 +3006,7 @@
                 <w:i w:val="0"/>
                 <w:sz w:val="24"/>
               </w:rPr>
-              <w:t>142.5833</w:t>
+              <w:t>142.6333</w:t>
             </w:r>
           </w:p>
         </w:tc>
@@ -3084,7 +3025,7 @@
                 <w:i w:val="0"/>
                 <w:sz w:val="24"/>
               </w:rPr>
-              <w:t>142.5552</w:t>
+              <w:t>142.6029</w:t>
             </w:r>
           </w:p>
         </w:tc>
@@ -3092,7 +3033,7 @@
       <w:tr>
         <w:tc>
           <w:tcPr>
-            <w:tcW w:type="dxa" w:w="1701"/>
+            <w:tcW w:type="dxa" w:w="1984"/>
           </w:tcPr>
           <w:p>
             <w:pPr>
@@ -3143,7 +3084,7 @@
                 <w:i w:val="0"/>
                 <w:sz w:val="24"/>
               </w:rPr>
-              <w:t>143.8666</w:t>
+              <w:t>143.9666</w:t>
             </w:r>
           </w:p>
         </w:tc>
@@ -3162,7 +3103,7 @@
                 <w:i w:val="0"/>
                 <w:sz w:val="24"/>
               </w:rPr>
-              <w:t>143.8215</w:t>
+              <w:t>143.9178</w:t>
             </w:r>
           </w:p>
         </w:tc>
@@ -3170,7 +3111,7 @@
       <w:tr>
         <w:tc>
           <w:tcPr>
-            <w:tcW w:type="dxa" w:w="1701"/>
+            <w:tcW w:type="dxa" w:w="1984"/>
           </w:tcPr>
           <w:p>
             <w:pPr>
@@ -3221,7 +3162,7 @@
                 <w:i w:val="0"/>
                 <w:sz w:val="24"/>
               </w:rPr>
-              <w:t>145.1499</w:t>
+              <w:t>145.2999</w:t>
             </w:r>
           </w:p>
         </w:tc>
@@ -3240,7 +3181,7 @@
                 <w:i w:val="0"/>
                 <w:sz w:val="24"/>
               </w:rPr>
-              <w:t>145.0991</w:t>
+              <w:t>145.2449</w:t>
             </w:r>
           </w:p>
         </w:tc>
@@ -3248,7 +3189,7 @@
       <w:tr>
         <w:tc>
           <w:tcPr>
-            <w:tcW w:type="dxa" w:w="1701"/>
+            <w:tcW w:type="dxa" w:w="1984"/>
           </w:tcPr>
           <w:p>
             <w:pPr>
@@ -3299,7 +3240,7 @@
                 <w:i w:val="0"/>
                 <w:sz w:val="24"/>
               </w:rPr>
-              <w:t>146.4332</w:t>
+              <w:t>146.6332</w:t>
             </w:r>
           </w:p>
         </w:tc>
@@ -3318,7 +3259,7 @@
                 <w:i w:val="0"/>
                 <w:sz w:val="24"/>
               </w:rPr>
-              <w:t>146.3880</w:t>
+              <w:t>146.5842</w:t>
             </w:r>
           </w:p>
         </w:tc>
@@ -3326,7 +3267,7 @@
       <w:tr>
         <w:tc>
           <w:tcPr>
-            <w:tcW w:type="dxa" w:w="1701"/>
+            <w:tcW w:type="dxa" w:w="1984"/>
           </w:tcPr>
           <w:p>
             <w:pPr>
@@ -3358,7 +3299,7 @@
                 <w:i w:val="0"/>
                 <w:sz w:val="24"/>
               </w:rPr>
-              <w:t>147.0</w:t>
+              <w:t>147.5</w:t>
             </w:r>
           </w:p>
         </w:tc>
@@ -3377,7 +3318,7 @@
                 <w:i w:val="0"/>
                 <w:sz w:val="24"/>
               </w:rPr>
-              <w:t>147.7165</w:t>
+              <w:t>147.9665</w:t>
             </w:r>
           </w:p>
         </w:tc>
@@ -3396,7 +3337,7 @@
                 <w:i w:val="0"/>
                 <w:sz w:val="24"/>
               </w:rPr>
-              <w:t>147.6884</w:t>
+              <w:t>147.9359</w:t>
             </w:r>
           </w:p>
         </w:tc>
@@ -3404,7 +3345,7 @@
       <w:tr>
         <w:tc>
           <w:tcPr>
-            <w:tcW w:type="dxa" w:w="1701"/>
+            <w:tcW w:type="dxa" w:w="1984"/>
           </w:tcPr>
           <w:p>
             <w:pPr>
@@ -3436,7 +3377,7 @@
                 <w:i w:val="0"/>
                 <w:sz w:val="24"/>
               </w:rPr>
-              <w:t>149.0</w:t>
+              <w:t>149.3</w:t>
             </w:r>
           </w:p>
         </w:tc>
@@ -3455,7 +3396,7 @@
                 <w:i w:val="0"/>
                 <w:sz w:val="24"/>
               </w:rPr>
-              <w:t>148.9998</w:t>
+              <w:t>149.2998</w:t>
             </w:r>
           </w:p>
         </w:tc>
@@ -3474,7 +3415,85 @@
                 <w:i w:val="0"/>
                 <w:sz w:val="24"/>
               </w:rPr>
-              <w:t>149.0003</w:t>
+              <w:t>149.3000</w:t>
+            </w:r>
+          </w:p>
+        </w:tc>
+      </w:tr>
+      <w:tr>
+        <w:tc>
+          <w:tcPr>
+            <w:tcW w:type="dxa" w:w="1984"/>
+          </w:tcPr>
+          <w:p>
+            <w:pPr>
+              <w:jc w:val="center"/>
+            </w:pPr>
+            <w:r>
+              <w:rPr>
+                <w:rFonts w:ascii="Times New Roman" w:hAnsi="Times New Roman" w:cs="Times New Roman"/>
+                <w:b w:val="0"/>
+                <w:i w:val="0"/>
+                <w:sz w:val="24"/>
+              </w:rPr>
+              <w:t>8 (прогноз)</w:t>
+            </w:r>
+          </w:p>
+        </w:tc>
+        <w:tc>
+          <w:tcPr>
+            <w:tcW w:type="dxa" w:w="2268"/>
+          </w:tcPr>
+          <w:p>
+            <w:pPr>
+              <w:jc w:val="center"/>
+            </w:pPr>
+            <w:r>
+              <w:rPr>
+                <w:rFonts w:ascii="Times New Roman" w:hAnsi="Times New Roman" w:cs="Times New Roman"/>
+                <w:b w:val="0"/>
+                <w:i w:val="0"/>
+                <w:sz w:val="24"/>
+              </w:rPr>
+              <w:t>—</w:t>
+            </w:r>
+          </w:p>
+        </w:tc>
+        <w:tc>
+          <w:tcPr>
+            <w:tcW w:type="dxa" w:w="2835"/>
+          </w:tcPr>
+          <w:p>
+            <w:pPr>
+              <w:jc w:val="center"/>
+            </w:pPr>
+            <w:r>
+              <w:rPr>
+                <w:rFonts w:ascii="Times New Roman" w:hAnsi="Times New Roman" w:cs="Times New Roman"/>
+                <w:b w:val="0"/>
+                <w:i w:val="0"/>
+                <w:sz w:val="24"/>
+              </w:rPr>
+              <w:t>150.6331</w:t>
+            </w:r>
+          </w:p>
+        </w:tc>
+        <w:tc>
+          <w:tcPr>
+            <w:tcW w:type="dxa" w:w="2835"/>
+          </w:tcPr>
+          <w:p>
+            <w:pPr>
+              <w:jc w:val="center"/>
+            </w:pPr>
+            <w:r>
+              <w:rPr>
+                <w:rFonts w:ascii="Times New Roman" w:hAnsi="Times New Roman" w:cs="Times New Roman"/>
+                <w:b w:val="0"/>
+                <w:i w:val="0"/>
+                <w:sz w:val="24"/>
+              </w:rPr>
+              <w:t>150.6767</w:t>
             </w:r>
           </w:p>
         </w:tc>
@@ -3492,11 +3511,11 @@
       <w:r>
         <w:rPr>
           <w:rFonts w:ascii="Times New Roman" w:hAnsi="Times New Roman" w:cs="Times New Roman"/>
-          <w:b w:val="0"/>
-          <w:i/>
+          <w:b/>
+          <w:i w:val="0"/>
           <w:sz w:val="28"/>
         </w:rPr>
-        <w:t>Покажемо розрахунок для першого кроку:</w:t>
+        <w:t>а) Арифметичне зглажування (за Δ̄):</w:t>
       </w:r>
     </w:p>
     <w:p>
@@ -3510,7 +3529,7 @@
           <w:i w:val="0"/>
           <w:sz w:val="28"/>
         </w:rPr>
-        <w:t>Ñ₁ = y₁ = 141.3 млн грн</w:t>
+        <w:t>Ñ₁ = y₁ = 141.3</w:t>
       </w:r>
     </w:p>
     <w:p>
@@ -3524,7 +3543,7 @@
           <w:i w:val="0"/>
           <w:sz w:val="28"/>
         </w:rPr>
-        <w:t>Ñ₂ = Ñ₁ + Δ̄ = 141.3000 + 1.2833 = 142.5833 млн грн</w:t>
+        <w:t>Ñᵢ = Ñᵢ₋₁ + Δ̄ = Ñᵢ₋₁ + 1.3333</w:t>
       </w:r>
     </w:p>
     <w:p>
@@ -3538,7 +3557,21 @@
           <w:i w:val="0"/>
           <w:sz w:val="28"/>
         </w:rPr>
-        <w:t>Ñ₃ = Ñ₂ + Δ̄ = 142.5833 + 1.2833 = 143.8666 млн грн</w:t>
+        <w:t>Наприклад: Ñ₂ = 141.3000 + 1.3333 = 142.6333 тис. тон</w:t>
+      </w:r>
+    </w:p>
+    <w:p>
+      <w:pPr>
+        <w:jc w:val="both"/>
+      </w:pPr>
+      <w:r>
+        <w:rPr>
+          <w:rFonts w:ascii="Times New Roman" w:hAnsi="Times New Roman" w:cs="Times New Roman"/>
+          <w:b w:val="0"/>
+          <w:i w:val="0"/>
+          <w:sz w:val="28"/>
+        </w:rPr>
+        <w:t>Прогноз місяця 8: Ñ₈ = 149.2998 + 1.3333 = 150.6331 тис. тон</w:t>
       </w:r>
     </w:p>
     <w:p>
@@ -3557,7 +3590,7 @@
           <w:i w:val="0"/>
           <w:sz w:val="28"/>
         </w:rPr>
-        <w:t>б) Геометричне зглажування (за середнім коефіцієнтом зростання):</w:t>
+        <w:t>б) Геометричне зглажування (за K̄):</w:t>
       </w:r>
     </w:p>
     <w:p>
@@ -3571,7 +3604,7 @@
           <w:i w:val="0"/>
           <w:sz w:val="28"/>
         </w:rPr>
-        <w:t>K̄ = 1.008883</w:t>
+        <w:t>Kр₁ = y₁ = 141.3</w:t>
       </w:r>
     </w:p>
     <w:p>
@@ -3585,7 +3618,73 @@
           <w:i w:val="0"/>
           <w:sz w:val="28"/>
         </w:rPr>
-        <w:t>Формула: Kрi = Kрi–1 × K̄, де Kр₁ = y₁</w:t>
+        <w:t>Kрᵢ = Kрᵢ₋₁ × K̄ = Kрᵢ₋₁ × 1.009221</w:t>
+      </w:r>
+    </w:p>
+    <w:p>
+      <w:pPr>
+        <w:jc w:val="both"/>
+      </w:pPr>
+      <w:r>
+        <w:rPr>
+          <w:rFonts w:ascii="Times New Roman" w:hAnsi="Times New Roman" w:cs="Times New Roman"/>
+          <w:b w:val="0"/>
+          <w:i w:val="0"/>
+          <w:sz w:val="28"/>
+        </w:rPr>
+        <w:t>Наприклад: Kр₂ = 141.3000 × 1.009221 = 142.6029 тис. тон</w:t>
+      </w:r>
+    </w:p>
+    <w:p>
+      <w:pPr>
+        <w:jc w:val="both"/>
+      </w:pPr>
+      <w:r>
+        <w:rPr>
+          <w:rFonts w:ascii="Times New Roman" w:hAnsi="Times New Roman" w:cs="Times New Roman"/>
+          <w:b w:val="0"/>
+          <w:i w:val="0"/>
+          <w:sz w:val="28"/>
+        </w:rPr>
+        <w:t>Прогноз місяця 8: Kр₈ = 149.3000 × 1.009221 = 150.6767 тис. тон</w:t>
+      </w:r>
+    </w:p>
+    <w:p>
+      <w:pPr>
+        <w:jc w:val="both"/>
+      </w:pPr>
+    </w:p>
+    <w:p>
+      <w:pPr>
+        <w:jc w:val="left"/>
+      </w:pPr>
+      <w:r>
+        <w:rPr>
+          <w:rFonts w:ascii="Times New Roman" w:hAnsi="Times New Roman" w:cs="Times New Roman"/>
+          <w:b/>
+          <w:i w:val="0"/>
+          <w:sz w:val="28"/>
+        </w:rPr>
+        <w:t>4. Аналітичне вирівнювання рівнянням прямої та прогноз</w:t>
+      </w:r>
+    </w:p>
+    <w:p>
+      <w:pPr>
+        <w:jc w:val="both"/>
+      </w:pPr>
+    </w:p>
+    <w:p>
+      <w:pPr>
+        <w:jc w:val="both"/>
+      </w:pPr>
+      <w:r>
+        <w:rPr>
+          <w:rFonts w:ascii="Times New Roman" w:hAnsi="Times New Roman" w:cs="Times New Roman"/>
+          <w:b/>
+          <w:i w:val="0"/>
+          <w:sz w:val="28"/>
+        </w:rPr>
+        <w:t>Лінійний тренд: Ŷ = a₀ + a₁ · t</w:t>
       </w:r>
     </w:p>
     <w:p>
@@ -3604,119 +3703,8 @@
           <w:i w:val="0"/>
           <w:sz w:val="28"/>
         </w:rPr>
-        <w:t>Kр₁ = y₁ = 141.3 млн грн</w:t>
+        <w:t>При умові Σt = 0 (центрована змінна) система нормальних рівнянь спрощується:</w:t>
       </w:r>
-    </w:p>
-    <w:p>
-      <w:pPr>
-        <w:jc w:val="both"/>
-      </w:pPr>
-      <w:r>
-        <w:rPr>
-          <w:rFonts w:ascii="Times New Roman" w:hAnsi="Times New Roman" w:cs="Times New Roman"/>
-          <w:b w:val="0"/>
-          <w:i w:val="0"/>
-          <w:sz w:val="28"/>
-        </w:rPr>
-        <w:t>Kр₂ = Kр₁ × K̄ = 141.3000 × 1.008883 = 142.5552 млн грн</w:t>
-      </w:r>
-    </w:p>
-    <w:p>
-      <w:pPr>
-        <w:jc w:val="both"/>
-      </w:pPr>
-      <w:r>
-        <w:rPr>
-          <w:rFonts w:ascii="Times New Roman" w:hAnsi="Times New Roman" w:cs="Times New Roman"/>
-          <w:b w:val="0"/>
-          <w:i w:val="0"/>
-          <w:sz w:val="28"/>
-        </w:rPr>
-        <w:t>Kр₃ = Kр₂ × K̄ = 142.5552 × 1.008883 = 143.8215 млн грн</w:t>
-      </w:r>
-    </w:p>
-    <w:p>
-      <w:pPr>
-        <w:jc w:val="both"/>
-      </w:pPr>
-    </w:p>
-    <w:p>
-      <w:pPr>
-        <w:jc w:val="left"/>
-      </w:pPr>
-      <w:r>
-        <w:rPr>
-          <w:rFonts w:ascii="Times New Roman" w:hAnsi="Times New Roman" w:cs="Times New Roman"/>
-          <w:b/>
-          <w:i w:val="0"/>
-          <w:sz w:val="28"/>
-        </w:rPr>
-        <w:t>4. Аналітичне зглажування рівнянням прямої</w:t>
-      </w:r>
-    </w:p>
-    <w:p>
-      <w:pPr>
-        <w:jc w:val="both"/>
-      </w:pPr>
-    </w:p>
-    <w:p>
-      <w:pPr>
-        <w:ind w:firstLine="709"/>
-        <w:jc w:val="both"/>
-      </w:pPr>
-      <w:r>
-        <w:rPr>
-          <w:rFonts w:ascii="Times New Roman" w:hAnsi="Times New Roman" w:cs="Times New Roman"/>
-          <w:b w:val="0"/>
-          <w:i w:val="0"/>
-          <w:sz w:val="28"/>
-        </w:rPr>
-        <w:t>Аналітичне вирівнювання полягає у виборі рівняння, яке найкраще описує тенденцію ряду. Для ліній ного тренду рівняння має вигляд:</w:t>
-      </w:r>
-    </w:p>
-    <w:p>
-      <w:pPr>
-        <w:jc w:val="both"/>
-      </w:pPr>
-    </w:p>
-    <w:p>
-      <w:pPr>
-        <w:jc w:val="both"/>
-      </w:pPr>
-      <w:r>
-        <w:rPr>
-          <w:rFonts w:ascii="Times New Roman" w:hAnsi="Times New Roman" w:cs="Times New Roman"/>
-          <w:b w:val="0"/>
-          <w:i w:val="0"/>
-          <w:sz w:val="28"/>
-        </w:rPr>
-        <w:t>Ŷ = a₀ + a₁ · t</w:t>
-      </w:r>
-    </w:p>
-    <w:p>
-      <w:pPr>
-        <w:jc w:val="both"/>
-      </w:pPr>
-    </w:p>
-    <w:p>
-      <w:pPr>
-        <w:ind w:firstLine="709"/>
-        <w:jc w:val="both"/>
-      </w:pPr>
-      <w:r>
-        <w:rPr>
-          <w:rFonts w:ascii="Times New Roman" w:hAnsi="Times New Roman" w:cs="Times New Roman"/>
-          <w:b w:val="0"/>
-          <w:i w:val="0"/>
-          <w:sz w:val="28"/>
-        </w:rPr>
-        <w:t>де параметри a₀ та a₁ знаходять методом найменших квадратів. При умові Σt = 0 (центрованій змінній t) формули спрощуються:</w:t>
-      </w:r>
-    </w:p>
-    <w:p>
-      <w:pPr>
-        <w:jc w:val="both"/>
-      </w:pPr>
     </w:p>
     <w:p>
       <w:pPr>
@@ -3743,7 +3731,7 @@
           <w:i w:val="0"/>
           <w:sz w:val="28"/>
         </w:rPr>
-        <w:t>a₁ = Σ(y · t) / Σt²</w:t>
+        <w:t>a₁ = Σ(y·t) / Σt²</w:t>
       </w:r>
     </w:p>
     <w:p>
@@ -3762,7 +3750,7 @@
           <w:i/>
           <w:sz w:val="28"/>
         </w:rPr>
-        <w:t>Таблиця 6.4 – Розрахункова таблиця для аналітичного зглажування</w:t>
+        <w:t>Таблиця 6.4 – Розрахункова таблиця для аналітичного вирівнювання</w:t>
       </w:r>
     </w:p>
     <w:tbl>
@@ -3794,9 +3782,9 @@
                 <w:rFonts w:ascii="Times New Roman" w:hAnsi="Times New Roman" w:cs="Times New Roman"/>
                 <w:b/>
                 <w:i w:val="0"/>
-                <w:sz w:val="24"/>
+                <w:sz w:val="22"/>
               </w:rPr>
-              <w:t>Місяць</w:t>
+              <w:t>Міс.</w:t>
             </w:r>
           </w:p>
         </w:tc>
@@ -3813,7 +3801,7 @@
                 <w:rFonts w:ascii="Times New Roman" w:hAnsi="Times New Roman" w:cs="Times New Roman"/>
                 <w:b/>
                 <w:i w:val="0"/>
-                <w:sz w:val="24"/>
+                <w:sz w:val="22"/>
               </w:rPr>
               <w:t>yi</w:t>
             </w:r>
@@ -3832,7 +3820,7 @@
                 <w:rFonts w:ascii="Times New Roman" w:hAnsi="Times New Roman" w:cs="Times New Roman"/>
                 <w:b/>
                 <w:i w:val="0"/>
-                <w:sz w:val="24"/>
+                <w:sz w:val="22"/>
               </w:rPr>
               <w:t>t</w:t>
             </w:r>
@@ -3851,7 +3839,7 @@
                 <w:rFonts w:ascii="Times New Roman" w:hAnsi="Times New Roman" w:cs="Times New Roman"/>
                 <w:b/>
                 <w:i w:val="0"/>
-                <w:sz w:val="24"/>
+                <w:sz w:val="22"/>
               </w:rPr>
               <w:t>t²</w:t>
             </w:r>
@@ -3870,9 +3858,9 @@
                 <w:rFonts w:ascii="Times New Roman" w:hAnsi="Times New Roman" w:cs="Times New Roman"/>
                 <w:b/>
                 <w:i w:val="0"/>
-                <w:sz w:val="24"/>
+                <w:sz w:val="22"/>
               </w:rPr>
-              <w:t>yi · t</w:t>
+              <w:t>yᵢ·t</w:t>
             </w:r>
           </w:p>
         </w:tc>
@@ -3889,9 +3877,9 @@
                 <w:rFonts w:ascii="Times New Roman" w:hAnsi="Times New Roman" w:cs="Times New Roman"/>
                 <w:b/>
                 <w:i w:val="0"/>
-                <w:sz w:val="24"/>
+                <w:sz w:val="22"/>
               </w:rPr>
-              <w:t>Ŷi</w:t>
+              <w:t>Ŷᵢ</w:t>
             </w:r>
           </w:p>
         </w:tc>
@@ -4007,7 +3995,7 @@
                 <w:i w:val="0"/>
                 <w:sz w:val="24"/>
               </w:rPr>
-              <w:t>140.6751</w:t>
+              <w:t>140.5857</w:t>
             </w:r>
           </w:p>
         </w:tc>
@@ -4123,7 +4111,7 @@
                 <w:i w:val="0"/>
                 <w:sz w:val="24"/>
               </w:rPr>
-              <w:t>142.0215</w:t>
+              <w:t>142.0000</w:t>
             </w:r>
           </w:p>
         </w:tc>
@@ -4239,7 +4227,7 @@
                 <w:i w:val="0"/>
                 <w:sz w:val="24"/>
               </w:rPr>
-              <w:t>143.3679</w:t>
+              <w:t>143.4143</w:t>
             </w:r>
           </w:p>
         </w:tc>
@@ -4355,7 +4343,7 @@
                 <w:i w:val="0"/>
                 <w:sz w:val="24"/>
               </w:rPr>
-              <w:t>144.7143</w:t>
+              <w:t>144.8286</w:t>
             </w:r>
           </w:p>
         </w:tc>
@@ -4471,7 +4459,7 @@
                 <w:i w:val="0"/>
                 <w:sz w:val="24"/>
               </w:rPr>
-              <w:t>146.0607</w:t>
+              <w:t>146.2429</w:t>
             </w:r>
           </w:p>
         </w:tc>
@@ -4511,7 +4499,7 @@
                 <w:i w:val="0"/>
                 <w:sz w:val="24"/>
               </w:rPr>
-              <w:t>147.0</w:t>
+              <w:t>147.5</w:t>
             </w:r>
           </w:p>
         </w:tc>
@@ -4568,7 +4556,7 @@
                 <w:i w:val="0"/>
                 <w:sz w:val="24"/>
               </w:rPr>
-              <w:t>294.0</w:t>
+              <w:t>295.0</w:t>
             </w:r>
           </w:p>
         </w:tc>
@@ -4587,7 +4575,7 @@
                 <w:i w:val="0"/>
                 <w:sz w:val="24"/>
               </w:rPr>
-              <w:t>147.4071</w:t>
+              <w:t>147.6572</w:t>
             </w:r>
           </w:p>
         </w:tc>
@@ -4627,7 +4615,7 @@
                 <w:i w:val="0"/>
                 <w:sz w:val="24"/>
               </w:rPr>
-              <w:t>149.0</w:t>
+              <w:t>149.3</w:t>
             </w:r>
           </w:p>
         </w:tc>
@@ -4684,7 +4672,7 @@
                 <w:i w:val="0"/>
                 <w:sz w:val="24"/>
               </w:rPr>
-              <w:t>447.0</w:t>
+              <w:t>447.9</w:t>
             </w:r>
           </w:p>
         </w:tc>
@@ -4703,7 +4691,7 @@
                 <w:i w:val="0"/>
                 <w:sz w:val="24"/>
               </w:rPr>
-              <w:t>148.7535</w:t>
+              <w:t>149.0715</w:t>
             </w:r>
           </w:p>
         </w:tc>
@@ -4743,7 +4731,7 @@
                 <w:i w:val="0"/>
                 <w:sz w:val="24"/>
               </w:rPr>
-              <w:t>1013.0</w:t>
+              <w:t>1013.8</w:t>
             </w:r>
           </w:p>
         </w:tc>
@@ -4800,7 +4788,7 @@
                 <w:i w:val="0"/>
                 <w:sz w:val="24"/>
               </w:rPr>
-              <w:t>37.7</w:t>
+              <w:t>39.6</w:t>
             </w:r>
           </w:p>
         </w:tc>
@@ -4819,7 +4807,7 @@
                 <w:i w:val="0"/>
                 <w:sz w:val="24"/>
               </w:rPr>
-              <w:t>1013.0001</w:t>
+              <w:t>1013.8002</w:t>
             </w:r>
           </w:p>
         </w:tc>
@@ -4841,7 +4829,7 @@
           <w:i w:val="0"/>
           <w:sz w:val="28"/>
         </w:rPr>
-        <w:t>Визначення параметрів:</w:t>
+        <w:t>Визначення параметрів тренду:</w:t>
       </w:r>
     </w:p>
     <w:p>
@@ -4855,7 +4843,7 @@
           <w:i w:val="0"/>
           <w:sz w:val="28"/>
         </w:rPr>
-        <w:t>a₀ = Σy / n = 1013.0 / 7 = 144.7143</w:t>
+        <w:t>a₀ = Σy / n = 1013.8 / 7 = 144.8286</w:t>
       </w:r>
     </w:p>
     <w:p>
@@ -4869,7 +4857,7 @@
           <w:i w:val="0"/>
           <w:sz w:val="28"/>
         </w:rPr>
-        <w:t>a₁ = Σ(y·t) / Σt² = 37.7 / 28 = 1.3464</w:t>
+        <w:t>a₁ = Σ(y·t) / Σt² = 39.6 / 28 = 1.4143</w:t>
       </w:r>
     </w:p>
     <w:p>
@@ -4888,21 +4876,7 @@
           <w:i w:val="0"/>
           <w:sz w:val="28"/>
         </w:rPr>
-        <w:t>Рівняння тренду:</w:t>
-      </w:r>
-    </w:p>
-    <w:p>
-      <w:pPr>
-        <w:jc w:val="both"/>
-      </w:pPr>
-      <w:r>
-        <w:rPr>
-          <w:rFonts w:ascii="Times New Roman" w:hAnsi="Times New Roman" w:cs="Times New Roman"/>
-          <w:b w:val="0"/>
-          <w:i w:val="0"/>
-          <w:sz w:val="28"/>
-        </w:rPr>
-        <w:t>Ŷ = 144.7143 + 1.3464 · t</w:t>
+        <w:t>Рівняння тренду: Ŷ = 144.8286 + 1.4143 · t</w:t>
       </w:r>
     </w:p>
     <w:p>
@@ -4921,7 +4895,7 @@
           <w:i w:val="0"/>
           <w:sz w:val="28"/>
         </w:rPr>
-        <w:t>Розраховані (вирівняні) значення:</w:t>
+        <w:t>Вирівняні значення ряду:</w:t>
       </w:r>
     </w:p>
     <w:p>
@@ -4935,7 +4909,7 @@
           <w:i w:val="0"/>
           <w:sz w:val="28"/>
         </w:rPr>
-        <w:t>Ŷ1 (t=-3): 144.7143 + 1.3464 × (-3) = 140.6751 млн грн</w:t>
+        <w:t>Ŷ1 (t=-3): Ŷ = 144.8286 + 1.4143 × (-3) = 140.5857 тис. тон</w:t>
       </w:r>
     </w:p>
     <w:p>
@@ -4949,7 +4923,7 @@
           <w:i w:val="0"/>
           <w:sz w:val="28"/>
         </w:rPr>
-        <w:t>Ŷ2 (t=-2): 144.7143 + 1.3464 × (-2) = 142.0215 млн грн</w:t>
+        <w:t>Ŷ2 (t=-2): Ŷ = 144.8286 + 1.4143 × (-2) = 142.0000 тис. тон</w:t>
       </w:r>
     </w:p>
     <w:p>
@@ -4963,7 +4937,7 @@
           <w:i w:val="0"/>
           <w:sz w:val="28"/>
         </w:rPr>
-        <w:t>Ŷ3 (t=-1): 144.7143 + 1.3464 × (-1) = 143.3679 млн грн</w:t>
+        <w:t>Ŷ3 (t=-1): Ŷ = 144.8286 + 1.4143 × (-1) = 143.4143 тис. тон</w:t>
       </w:r>
     </w:p>
     <w:p>
@@ -4977,7 +4951,7 @@
           <w:i w:val="0"/>
           <w:sz w:val="28"/>
         </w:rPr>
-        <w:t>Ŷ4 (t=+0): 144.7143 + 1.3464 × (0) = 144.7143 млн грн</w:t>
+        <w:t>Ŷ4 (t=+0): Ŷ = 144.8286 + 1.4143 × (0) = 144.8286 тис. тон</w:t>
       </w:r>
     </w:p>
     <w:p>
@@ -4991,7 +4965,7 @@
           <w:i w:val="0"/>
           <w:sz w:val="28"/>
         </w:rPr>
-        <w:t>Ŷ5 (t=+1): 144.7143 + 1.3464 × (1) = 146.0607 млн грн</w:t>
+        <w:t>Ŷ5 (t=+1): Ŷ = 144.8286 + 1.4143 × (1) = 146.2429 тис. тон</w:t>
       </w:r>
     </w:p>
     <w:p>
@@ -5005,7 +4979,7 @@
           <w:i w:val="0"/>
           <w:sz w:val="28"/>
         </w:rPr>
-        <w:t>Ŷ6 (t=+2): 144.7143 + 1.3464 × (2) = 147.4071 млн грн</w:t>
+        <w:t>Ŷ6 (t=+2): Ŷ = 144.8286 + 1.4143 × (2) = 147.6572 тис. тон</w:t>
       </w:r>
     </w:p>
     <w:p>
@@ -5019,7 +4993,171 @@
           <w:i w:val="0"/>
           <w:sz w:val="28"/>
         </w:rPr>
-        <w:t>Ŷ7 (t=+3): 144.7143 + 1.3464 × (3) = 148.7535 млн грн</w:t>
+        <w:t>Ŷ7 (t=+3): Ŷ = 144.8286 + 1.4143 × (3) = 149.0715 тис. тон</w:t>
+      </w:r>
+    </w:p>
+    <w:p>
+      <w:pPr>
+        <w:jc w:val="both"/>
+      </w:pPr>
+    </w:p>
+    <w:p>
+      <w:pPr>
+        <w:jc w:val="both"/>
+      </w:pPr>
+      <w:r>
+        <w:rPr>
+          <w:rFonts w:ascii="Times New Roman" w:hAnsi="Times New Roman" w:cs="Times New Roman"/>
+          <w:b/>
+          <w:i w:val="0"/>
+          <w:sz w:val="28"/>
+        </w:rPr>
+        <w:t>Прогноз видобутку сланців на місяць 8:</w:t>
+      </w:r>
+    </w:p>
+    <w:p>
+      <w:pPr>
+        <w:jc w:val="both"/>
+      </w:pPr>
+      <w:r>
+        <w:rPr>
+          <w:rFonts w:ascii="Times New Roman" w:hAnsi="Times New Roman" w:cs="Times New Roman"/>
+          <w:b w:val="0"/>
+          <w:i w:val="0"/>
+          <w:sz w:val="28"/>
+        </w:rPr>
+        <w:t>Місяць 8 відповідає t = +4 (наступний після t=+3)</w:t>
+      </w:r>
+    </w:p>
+    <w:p>
+      <w:pPr>
+        <w:jc w:val="both"/>
+      </w:pPr>
+      <w:r>
+        <w:rPr>
+          <w:rFonts w:ascii="Times New Roman" w:hAnsi="Times New Roman" w:cs="Times New Roman"/>
+          <w:b w:val="0"/>
+          <w:i w:val="0"/>
+          <w:sz w:val="28"/>
+        </w:rPr>
+        <w:t>Ŷ₈ = 144.8286 + 1.4143 × 4 = 144.8286 + 5.6572 = 150.4858 тис. тон</w:t>
+      </w:r>
+    </w:p>
+    <w:p>
+      <w:pPr>
+        <w:jc w:val="both"/>
+      </w:pPr>
+    </w:p>
+    <w:p>
+      <w:pPr>
+        <w:ind w:firstLine="709"/>
+        <w:jc w:val="both"/>
+      </w:pPr>
+      <w:r>
+        <w:rPr>
+          <w:rFonts w:ascii="Times New Roman" w:hAnsi="Times New Roman" w:cs="Times New Roman"/>
+          <w:b w:val="0"/>
+          <w:i w:val="0"/>
+          <w:sz w:val="28"/>
+        </w:rPr>
+        <w:t>Отже, прогнозований видобуток сланців у місяці 8 становить ≈ 150.49 тис. тон.</w:t>
+      </w:r>
+    </w:p>
+    <w:p>
+      <w:pPr>
+        <w:jc w:val="both"/>
+      </w:pPr>
+    </w:p>
+    <w:p>
+      <w:pPr>
+        <w:jc w:val="left"/>
+      </w:pPr>
+      <w:r>
+        <w:rPr>
+          <w:rFonts w:ascii="Times New Roman" w:hAnsi="Times New Roman" w:cs="Times New Roman"/>
+          <w:b/>
+          <w:i w:val="0"/>
+          <w:sz w:val="28"/>
+        </w:rPr>
+        <w:t>5. Графік фактичного ряду і тренду</w:t>
+      </w:r>
+    </w:p>
+    <w:p>
+      <w:pPr>
+        <w:jc w:val="both"/>
+      </w:pPr>
+    </w:p>
+    <w:p>
+      <w:pPr>
+        <w:jc w:val="center"/>
+      </w:pPr>
+      <w:r>
+        <w:rPr>
+          <w:rFonts w:ascii="Times New Roman" w:hAnsi="Times New Roman" w:cs="Times New Roman"/>
+          <w:b w:val="0"/>
+          <w:i/>
+          <w:sz w:val="28"/>
+        </w:rPr>
+        <w:t>Рисунок 6.1 – Ряд динаміки видобутку сланців та лінія тренду</w:t>
+      </w:r>
+    </w:p>
+    <w:p>
+      <w:pPr>
+        <w:jc w:val="center"/>
+      </w:pPr>
+      <w:r>
+        <w:drawing>
+          <wp:inline xmlns:a="http://schemas.openxmlformats.org/drawingml/2006/main" xmlns:pic="http://schemas.openxmlformats.org/drawingml/2006/picture">
+            <wp:extent cx="5760000" cy="2880000"/>
+            <wp:docPr id="1" name="Picture 1"/>
+            <wp:cNvGraphicFramePr>
+              <a:graphicFrameLocks noChangeAspect="1"/>
+            </wp:cNvGraphicFramePr>
+            <a:graphic>
+              <a:graphicData uri="http://schemas.openxmlformats.org/drawingml/2006/picture">
+                <pic:pic>
+                  <pic:nvPicPr>
+                    <pic:cNvPr id="0" name="lr6_chart.png"/>
+                    <pic:cNvPicPr/>
+                  </pic:nvPicPr>
+                  <pic:blipFill>
+                    <a:blip r:embed="rId9"/>
+                    <a:stretch>
+                      <a:fillRect/>
+                    </a:stretch>
+                  </pic:blipFill>
+                  <pic:spPr>
+                    <a:xfrm>
+                      <a:off x="0" y="0"/>
+                      <a:ext cx="5760000" cy="2880000"/>
+                    </a:xfrm>
+                    <a:prstGeom prst="rect"/>
+                  </pic:spPr>
+                </pic:pic>
+              </a:graphicData>
+            </a:graphic>
+          </wp:inline>
+        </w:drawing>
+      </w:r>
+    </w:p>
+    <w:p>
+      <w:pPr>
+        <w:jc w:val="both"/>
+      </w:pPr>
+    </w:p>
+    <w:p>
+      <w:pPr>
+        <w:ind w:firstLine="709"/>
+        <w:jc w:val="both"/>
+      </w:pPr>
+      <w:r>
+        <w:rPr>
+          <w:rFonts w:ascii="Times New Roman" w:hAnsi="Times New Roman" w:cs="Times New Roman"/>
+          <w:b w:val="0"/>
+          <w:i w:val="0"/>
+          <w:sz w:val="28"/>
+        </w:rPr>
+        <w:t>На графіку показано фактичні дані (сині точки), лінію лінійного тренду (Ŷ = 144.83 + 1.41·t, червона пунктирна), арифметичне зглажування (зелена пунктирна) та прогнозне значення для місяця 8 (червоний маркер: 150.49 тис. тон).</w:t>
       </w:r>
     </w:p>
     <w:p>
@@ -5058,19 +5196,19 @@
           <w:i w:val="0"/>
           <w:sz w:val="28"/>
         </w:rPr>
-        <w:t>У ході лабораторної роботи було проведено аналіз ряду динаміки обсягу реалізації продукції за 7 місяців.</w:t>
+        <w:t>У ході виконання лабораторної роботи № 6 здійснено аналітичне вирівнювання та прогнозування динамічного ряду видобутку сланців за 7 місяців. Вихідні дані: від 141.3 тис. тон (місяць 1) до 149.3 тис. тон (місяць 7).</w:t>
         <w:br/>
         <w:br/>
-        <w:t>Середній рівень ряду склав ȳ = 144.71 млн грн. Середній абсолютний приріст Δ̄ = 1.2833 млн грн/міс., що свідчить про загальну тенденцію до зростання обсягу реалізації.</w:t>
+        <w:t>Середній абсолютний приріст Δ̄ = 1.3333 тис. тон/міс. Середній коефіцієнт зростання K̄ = 1.0092, що відповідає середньому темпу зростання T̄р = 100.92% та середньому темпу приросту T̄пр = 0.92%. Це свідчить про загальну висхідну тенденцію у видобутку сланців.</w:t>
         <w:br/>
         <w:br/>
-        <w:t>Середній коефіцієнт зростання K̄ = 1.0089, середній темп зростання T̄р = 100.89%, середній темп приросту T̄пр = 0.89% — обсяг щомісяця в середньому зростає на 0.89%.</w:t>
+        <w:t>Методами арифметичного (Δ̄ = 1.3333) та геометричного (K̄ = 1.0092) зглажування виявлено стійкий позитивний тренд.</w:t>
         <w:br/>
         <w:br/>
-        <w:t>Методом арифметичного зглажування (Δ̄ = 1.2833 млн грн) та геометричного зглажування (K̄ = 1.0089) виявлено стабільну позитивну тенденцію у динаміці ряду.</w:t>
+        <w:t>Аналітичне вирівнювання рівнянням лінійного тренду Ŷ = 144.8286 + 1.4143·t підтверджує висхідну тенденцію: щомісяця видобуток зростає в середньому на 1.4143 тис. тон.</w:t>
         <w:br/>
         <w:br/>
-        <w:t>Аналітичне вирівнювання рівнянням лінійного тренду Ŷ = 144.7143 + 1.3464 · t підтверджує висхідний лінійний тренд у динаміці обсягу реалізації продукції. Позитивне значення a₁ = 1.3464 означає, що щомісяця обсяг зростає в середньому на 1.3464 млн грн.</w:t>
+        <w:t>Прогноз на місяць 8: Ŷ₈ = 150.49 тис. тон (арифм. зглажування: 150.63 тис. тон; геом. зглажування: 150.68 тис. тон).</w:t>
       </w:r>
     </w:p>
     <w:sectPr>
